--- a/Customer_Churn_Final_Business_Analysis.docx
+++ b/Customer_Churn_Final_Business_Analysis.docx
@@ -16,19 +16,1005 @@
         <w:rPr>
           <w:sz w:val="52"/>
         </w:rPr>
-        <w:br/>
+        <w:t xml:space="preserve"> - </w:t>
       </w:r>
       <w:r>
-        <w:t>Final Business Analysis &amp; Assignment Report</w:t>
+        <w:t>Business Analysis</w:t>
+      </w:r>
+      <w:r>
+        <w:t xml:space="preserve"> </w:t>
+      </w:r>
+      <w:r>
+        <w:t>Report</w:t>
       </w:r>
     </w:p>
     <w:p>
       <w:pPr>
+        <w:rPr>
+          <w:sz w:val="28"/>
+          <w:szCs w:val="32"/>
+        </w:rPr>
+      </w:pPr>
+      <w:r>
+        <w:rPr>
+          <w:sz w:val="28"/>
+          <w:szCs w:val="32"/>
+        </w:rPr>
+        <w:t>This document contains customer churn analysis report with business insight.</w:t>
+      </w:r>
+    </w:p>
+    <w:p/>
+    <w:p>
+      <w:pPr>
+        <w:rPr>
+          <w:sz w:val="28"/>
+          <w:szCs w:val="32"/>
+        </w:rPr>
+      </w:pPr>
+      <w:r>
+        <w:rPr>
+          <w:b/>
+          <w:bCs/>
+          <w:sz w:val="28"/>
+          <w:szCs w:val="32"/>
+        </w:rPr>
+        <w:t>Author:</w:t>
+      </w:r>
+      <w:r>
+        <w:rPr>
+          <w:sz w:val="28"/>
+          <w:szCs w:val="32"/>
+        </w:rPr>
+        <w:t xml:space="preserve"> Vikas Sojitra</w:t>
+      </w:r>
+    </w:p>
+    <w:p>
+      <w:pPr>
+        <w:rPr>
+          <w:b/>
+          <w:bCs/>
+          <w:sz w:val="28"/>
+          <w:szCs w:val="32"/>
+        </w:rPr>
+      </w:pPr>
+      <w:r>
+        <w:rPr>
+          <w:b/>
+          <w:bCs/>
+          <w:sz w:val="28"/>
+          <w:szCs w:val="32"/>
+        </w:rPr>
+        <w:t>Date:</w:t>
+      </w:r>
+      <w:r>
+        <w:rPr>
+          <w:sz w:val="28"/>
+          <w:szCs w:val="32"/>
+        </w:rPr>
+        <w:t xml:space="preserve"> </w:t>
+      </w:r>
+      <w:r>
+        <w:rPr>
+          <w:sz w:val="28"/>
+          <w:szCs w:val="32"/>
+        </w:rPr>
+        <w:t>20</w:t>
+      </w:r>
+      <w:r>
+        <w:rPr>
+          <w:sz w:val="28"/>
+          <w:szCs w:val="32"/>
+          <w:vertAlign w:val="superscript"/>
+        </w:rPr>
+        <w:t>th</w:t>
+      </w:r>
+      <w:r>
+        <w:rPr>
+          <w:sz w:val="28"/>
+          <w:szCs w:val="32"/>
+        </w:rPr>
+        <w:t xml:space="preserve"> September 2026</w:t>
+      </w:r>
+    </w:p>
+    <w:p/>
+    <w:p/>
+    <w:p/>
+    <w:p/>
+    <w:p/>
+    <w:p/>
+    <w:p/>
+    <w:p/>
+    <w:p/>
+    <w:p/>
+    <w:p/>
+    <w:p/>
+    <w:p/>
+    <w:p/>
+    <w:p/>
+    <w:p/>
+    <w:p/>
+    <w:p/>
+    <w:p/>
+    <w:p/>
+    <w:sdt>
+      <w:sdtPr>
+        <w:rPr>
+          <w:rFonts w:ascii="Aptos" w:eastAsiaTheme="minorEastAsia" w:hAnsi="Aptos" w:cstheme="minorBidi"/>
+          <w:b w:val="0"/>
+          <w:bCs w:val="0"/>
+          <w:color w:val="auto"/>
+          <w:sz w:val="21"/>
+          <w:szCs w:val="22"/>
+        </w:rPr>
+        <w:id w:val="-2146497750"/>
+        <w:docPartObj>
+          <w:docPartGallery w:val="Table of Contents"/>
+          <w:docPartUnique/>
+        </w:docPartObj>
+      </w:sdtPr>
+      <w:sdtEndPr>
+        <w:rPr>
+          <w:noProof/>
+        </w:rPr>
+      </w:sdtEndPr>
+      <w:sdtContent>
+        <w:p>
+          <w:pPr>
+            <w:pStyle w:val="TOCHeading"/>
+          </w:pPr>
+          <w:r>
+            <w:t>Contents</w:t>
+          </w:r>
+        </w:p>
+        <w:p>
+          <w:pPr>
+            <w:pStyle w:val="TOC1"/>
+            <w:tabs>
+              <w:tab w:val="right" w:leader="dot" w:pos="9926"/>
+            </w:tabs>
+            <w:rPr>
+              <w:rFonts w:asciiTheme="minorHAnsi" w:hAnsiTheme="minorHAnsi"/>
+              <w:noProof/>
+              <w:kern w:val="2"/>
+              <w:sz w:val="24"/>
+              <w:szCs w:val="24"/>
+              <w14:ligatures w14:val="standardContextual"/>
+            </w:rPr>
+          </w:pPr>
+          <w:r>
+            <w:fldChar w:fldCharType="begin"/>
+          </w:r>
+          <w:r>
+            <w:instrText xml:space="preserve"> TOC \o "1-3" \h \z \u </w:instrText>
+          </w:r>
+          <w:r>
+            <w:fldChar w:fldCharType="separate"/>
+          </w:r>
+          <w:hyperlink w:anchor="_Toc240790492" w:history="1">
+            <w:r>
+              <w:rPr>
+                <w:rStyle w:val="Hyperlink"/>
+                <w:noProof/>
+              </w:rPr>
+              <w:t>1. Data Understanding &amp; Preparation</w:t>
+            </w:r>
+            <w:r>
+              <w:rPr>
+                <w:noProof/>
+                <w:webHidden/>
+              </w:rPr>
+              <w:tab/>
+            </w:r>
+            <w:r>
+              <w:rPr>
+                <w:noProof/>
+                <w:webHidden/>
+              </w:rPr>
+              <w:fldChar w:fldCharType="begin"/>
+            </w:r>
+            <w:r>
+              <w:rPr>
+                <w:noProof/>
+                <w:webHidden/>
+              </w:rPr>
+              <w:instrText xml:space="preserve"> PAGEREF _Toc240790492 \h </w:instrText>
+            </w:r>
+            <w:r>
+              <w:rPr>
+                <w:noProof/>
+                <w:webHidden/>
+              </w:rPr>
+            </w:r>
+            <w:r>
+              <w:rPr>
+                <w:noProof/>
+                <w:webHidden/>
+              </w:rPr>
+              <w:fldChar w:fldCharType="separate"/>
+            </w:r>
+            <w:r>
+              <w:rPr>
+                <w:noProof/>
+                <w:webHidden/>
+              </w:rPr>
+              <w:t>3</w:t>
+            </w:r>
+            <w:r>
+              <w:rPr>
+                <w:noProof/>
+                <w:webHidden/>
+              </w:rPr>
+              <w:fldChar w:fldCharType="end"/>
+            </w:r>
+          </w:hyperlink>
+        </w:p>
+        <w:p>
+          <w:pPr>
+            <w:pStyle w:val="TOC2"/>
+            <w:tabs>
+              <w:tab w:val="right" w:leader="dot" w:pos="9926"/>
+            </w:tabs>
+            <w:rPr>
+              <w:rFonts w:asciiTheme="minorHAnsi" w:hAnsiTheme="minorHAnsi"/>
+              <w:noProof/>
+              <w:kern w:val="2"/>
+              <w:sz w:val="24"/>
+              <w:szCs w:val="24"/>
+              <w14:ligatures w14:val="standardContextual"/>
+            </w:rPr>
+          </w:pPr>
+          <w:hyperlink w:anchor="_Toc240790493" w:history="1">
+            <w:r>
+              <w:rPr>
+                <w:rStyle w:val="Hyperlink"/>
+                <w:noProof/>
+              </w:rPr>
+              <w:t>Key preprocessing decisions</w:t>
+            </w:r>
+            <w:r>
+              <w:rPr>
+                <w:noProof/>
+                <w:webHidden/>
+              </w:rPr>
+              <w:tab/>
+            </w:r>
+            <w:r>
+              <w:rPr>
+                <w:noProof/>
+                <w:webHidden/>
+              </w:rPr>
+              <w:fldChar w:fldCharType="begin"/>
+            </w:r>
+            <w:r>
+              <w:rPr>
+                <w:noProof/>
+                <w:webHidden/>
+              </w:rPr>
+              <w:instrText xml:space="preserve"> PAGEREF _Toc240790493 \h </w:instrText>
+            </w:r>
+            <w:r>
+              <w:rPr>
+                <w:noProof/>
+                <w:webHidden/>
+              </w:rPr>
+            </w:r>
+            <w:r>
+              <w:rPr>
+                <w:noProof/>
+                <w:webHidden/>
+              </w:rPr>
+              <w:fldChar w:fldCharType="separate"/>
+            </w:r>
+            <w:r>
+              <w:rPr>
+                <w:noProof/>
+                <w:webHidden/>
+              </w:rPr>
+              <w:t>3</w:t>
+            </w:r>
+            <w:r>
+              <w:rPr>
+                <w:noProof/>
+                <w:webHidden/>
+              </w:rPr>
+              <w:fldChar w:fldCharType="end"/>
+            </w:r>
+          </w:hyperlink>
+        </w:p>
+        <w:p>
+          <w:pPr>
+            <w:pStyle w:val="TOC2"/>
+            <w:tabs>
+              <w:tab w:val="right" w:leader="dot" w:pos="9926"/>
+            </w:tabs>
+            <w:rPr>
+              <w:rFonts w:asciiTheme="minorHAnsi" w:hAnsiTheme="minorHAnsi"/>
+              <w:noProof/>
+              <w:kern w:val="2"/>
+              <w:sz w:val="24"/>
+              <w:szCs w:val="24"/>
+              <w14:ligatures w14:val="standardContextual"/>
+            </w:rPr>
+          </w:pPr>
+          <w:hyperlink w:anchor="_Toc240790494" w:history="1">
+            <w:r>
+              <w:rPr>
+                <w:rStyle w:val="Hyperlink"/>
+                <w:noProof/>
+              </w:rPr>
+              <w:t>Target-variable analysis</w:t>
+            </w:r>
+            <w:r>
+              <w:rPr>
+                <w:noProof/>
+                <w:webHidden/>
+              </w:rPr>
+              <w:tab/>
+            </w:r>
+            <w:r>
+              <w:rPr>
+                <w:noProof/>
+                <w:webHidden/>
+              </w:rPr>
+              <w:fldChar w:fldCharType="begin"/>
+            </w:r>
+            <w:r>
+              <w:rPr>
+                <w:noProof/>
+                <w:webHidden/>
+              </w:rPr>
+              <w:instrText xml:space="preserve"> PAGEREF _Toc240790494 \h </w:instrText>
+            </w:r>
+            <w:r>
+              <w:rPr>
+                <w:noProof/>
+                <w:webHidden/>
+              </w:rPr>
+            </w:r>
+            <w:r>
+              <w:rPr>
+                <w:noProof/>
+                <w:webHidden/>
+              </w:rPr>
+              <w:fldChar w:fldCharType="separate"/>
+            </w:r>
+            <w:r>
+              <w:rPr>
+                <w:noProof/>
+                <w:webHidden/>
+              </w:rPr>
+              <w:t>3</w:t>
+            </w:r>
+            <w:r>
+              <w:rPr>
+                <w:noProof/>
+                <w:webHidden/>
+              </w:rPr>
+              <w:fldChar w:fldCharType="end"/>
+            </w:r>
+          </w:hyperlink>
+        </w:p>
+        <w:p>
+          <w:pPr>
+            <w:pStyle w:val="TOC1"/>
+            <w:tabs>
+              <w:tab w:val="right" w:leader="dot" w:pos="9926"/>
+            </w:tabs>
+            <w:rPr>
+              <w:rFonts w:asciiTheme="minorHAnsi" w:hAnsiTheme="minorHAnsi"/>
+              <w:noProof/>
+              <w:kern w:val="2"/>
+              <w:sz w:val="24"/>
+              <w:szCs w:val="24"/>
+              <w14:ligatures w14:val="standardContextual"/>
+            </w:rPr>
+          </w:pPr>
+          <w:hyperlink w:anchor="_Toc240790495" w:history="1">
+            <w:r>
+              <w:rPr>
+                <w:rStyle w:val="Hyperlink"/>
+                <w:noProof/>
+              </w:rPr>
+              <w:t>2. Exploratory Data Analysis</w:t>
+            </w:r>
+            <w:r>
+              <w:rPr>
+                <w:noProof/>
+                <w:webHidden/>
+              </w:rPr>
+              <w:tab/>
+            </w:r>
+            <w:r>
+              <w:rPr>
+                <w:noProof/>
+                <w:webHidden/>
+              </w:rPr>
+              <w:fldChar w:fldCharType="begin"/>
+            </w:r>
+            <w:r>
+              <w:rPr>
+                <w:noProof/>
+                <w:webHidden/>
+              </w:rPr>
+              <w:instrText xml:space="preserve"> PAGEREF _Toc240790495 \h </w:instrText>
+            </w:r>
+            <w:r>
+              <w:rPr>
+                <w:noProof/>
+                <w:webHidden/>
+              </w:rPr>
+            </w:r>
+            <w:r>
+              <w:rPr>
+                <w:noProof/>
+                <w:webHidden/>
+              </w:rPr>
+              <w:fldChar w:fldCharType="separate"/>
+            </w:r>
+            <w:r>
+              <w:rPr>
+                <w:noProof/>
+                <w:webHidden/>
+              </w:rPr>
+              <w:t>4</w:t>
+            </w:r>
+            <w:r>
+              <w:rPr>
+                <w:noProof/>
+                <w:webHidden/>
+              </w:rPr>
+              <w:fldChar w:fldCharType="end"/>
+            </w:r>
+          </w:hyperlink>
+        </w:p>
+        <w:p>
+          <w:pPr>
+            <w:pStyle w:val="TOC1"/>
+            <w:tabs>
+              <w:tab w:val="right" w:leader="dot" w:pos="9926"/>
+            </w:tabs>
+            <w:rPr>
+              <w:rFonts w:asciiTheme="minorHAnsi" w:hAnsiTheme="minorHAnsi"/>
+              <w:noProof/>
+              <w:kern w:val="2"/>
+              <w:sz w:val="24"/>
+              <w:szCs w:val="24"/>
+              <w14:ligatures w14:val="standardContextual"/>
+            </w:rPr>
+          </w:pPr>
+          <w:hyperlink w:anchor="_Toc240790496" w:history="1">
+            <w:r>
+              <w:rPr>
+                <w:rStyle w:val="Hyperlink"/>
+                <w:noProof/>
+              </w:rPr>
+              <w:t>3. Feature Engineering</w:t>
+            </w:r>
+            <w:r>
+              <w:rPr>
+                <w:noProof/>
+                <w:webHidden/>
+              </w:rPr>
+              <w:tab/>
+            </w:r>
+            <w:r>
+              <w:rPr>
+                <w:noProof/>
+                <w:webHidden/>
+              </w:rPr>
+              <w:fldChar w:fldCharType="begin"/>
+            </w:r>
+            <w:r>
+              <w:rPr>
+                <w:noProof/>
+                <w:webHidden/>
+              </w:rPr>
+              <w:instrText xml:space="preserve"> PAGEREF _Toc240790496 \h </w:instrText>
+            </w:r>
+            <w:r>
+              <w:rPr>
+                <w:noProof/>
+                <w:webHidden/>
+              </w:rPr>
+            </w:r>
+            <w:r>
+              <w:rPr>
+                <w:noProof/>
+                <w:webHidden/>
+              </w:rPr>
+              <w:fldChar w:fldCharType="separate"/>
+            </w:r>
+            <w:r>
+              <w:rPr>
+                <w:noProof/>
+                <w:webHidden/>
+              </w:rPr>
+              <w:t>5</w:t>
+            </w:r>
+            <w:r>
+              <w:rPr>
+                <w:noProof/>
+                <w:webHidden/>
+              </w:rPr>
+              <w:fldChar w:fldCharType="end"/>
+            </w:r>
+          </w:hyperlink>
+        </w:p>
+        <w:p>
+          <w:pPr>
+            <w:pStyle w:val="TOC1"/>
+            <w:tabs>
+              <w:tab w:val="right" w:leader="dot" w:pos="9926"/>
+            </w:tabs>
+            <w:rPr>
+              <w:rFonts w:asciiTheme="minorHAnsi" w:hAnsiTheme="minorHAnsi"/>
+              <w:noProof/>
+              <w:kern w:val="2"/>
+              <w:sz w:val="24"/>
+              <w:szCs w:val="24"/>
+              <w14:ligatures w14:val="standardContextual"/>
+            </w:rPr>
+          </w:pPr>
+          <w:hyperlink w:anchor="_Toc240790497" w:history="1">
+            <w:r>
+              <w:rPr>
+                <w:rStyle w:val="Hyperlink"/>
+                <w:noProof/>
+              </w:rPr>
+              <w:t>4. Model Development</w:t>
+            </w:r>
+            <w:r>
+              <w:rPr>
+                <w:noProof/>
+                <w:webHidden/>
+              </w:rPr>
+              <w:tab/>
+            </w:r>
+            <w:r>
+              <w:rPr>
+                <w:noProof/>
+                <w:webHidden/>
+              </w:rPr>
+              <w:fldChar w:fldCharType="begin"/>
+            </w:r>
+            <w:r>
+              <w:rPr>
+                <w:noProof/>
+                <w:webHidden/>
+              </w:rPr>
+              <w:instrText xml:space="preserve"> PAGEREF _Toc240790497 \h </w:instrText>
+            </w:r>
+            <w:r>
+              <w:rPr>
+                <w:noProof/>
+                <w:webHidden/>
+              </w:rPr>
+            </w:r>
+            <w:r>
+              <w:rPr>
+                <w:noProof/>
+                <w:webHidden/>
+              </w:rPr>
+              <w:fldChar w:fldCharType="separate"/>
+            </w:r>
+            <w:r>
+              <w:rPr>
+                <w:noProof/>
+                <w:webHidden/>
+              </w:rPr>
+              <w:t>5</w:t>
+            </w:r>
+            <w:r>
+              <w:rPr>
+                <w:noProof/>
+                <w:webHidden/>
+              </w:rPr>
+              <w:fldChar w:fldCharType="end"/>
+            </w:r>
+          </w:hyperlink>
+        </w:p>
+        <w:p>
+          <w:pPr>
+            <w:pStyle w:val="TOC1"/>
+            <w:tabs>
+              <w:tab w:val="right" w:leader="dot" w:pos="9926"/>
+            </w:tabs>
+            <w:rPr>
+              <w:rFonts w:asciiTheme="minorHAnsi" w:hAnsiTheme="minorHAnsi"/>
+              <w:noProof/>
+              <w:kern w:val="2"/>
+              <w:sz w:val="24"/>
+              <w:szCs w:val="24"/>
+              <w14:ligatures w14:val="standardContextual"/>
+            </w:rPr>
+          </w:pPr>
+          <w:hyperlink w:anchor="_Toc240790498" w:history="1">
+            <w:r>
+              <w:rPr>
+                <w:rStyle w:val="Hyperlink"/>
+                <w:noProof/>
+              </w:rPr>
+              <w:t>5. Model Evaluation</w:t>
+            </w:r>
+            <w:r>
+              <w:rPr>
+                <w:noProof/>
+                <w:webHidden/>
+              </w:rPr>
+              <w:tab/>
+            </w:r>
+            <w:r>
+              <w:rPr>
+                <w:noProof/>
+                <w:webHidden/>
+              </w:rPr>
+              <w:fldChar w:fldCharType="begin"/>
+            </w:r>
+            <w:r>
+              <w:rPr>
+                <w:noProof/>
+                <w:webHidden/>
+              </w:rPr>
+              <w:instrText xml:space="preserve"> PAGEREF _Toc240790498 \h </w:instrText>
+            </w:r>
+            <w:r>
+              <w:rPr>
+                <w:noProof/>
+                <w:webHidden/>
+              </w:rPr>
+            </w:r>
+            <w:r>
+              <w:rPr>
+                <w:noProof/>
+                <w:webHidden/>
+              </w:rPr>
+              <w:fldChar w:fldCharType="separate"/>
+            </w:r>
+            <w:r>
+              <w:rPr>
+                <w:noProof/>
+                <w:webHidden/>
+              </w:rPr>
+              <w:t>6</w:t>
+            </w:r>
+            <w:r>
+              <w:rPr>
+                <w:noProof/>
+                <w:webHidden/>
+              </w:rPr>
+              <w:fldChar w:fldCharType="end"/>
+            </w:r>
+          </w:hyperlink>
+        </w:p>
+        <w:p>
+          <w:pPr>
+            <w:pStyle w:val="TOC2"/>
+            <w:tabs>
+              <w:tab w:val="right" w:leader="dot" w:pos="9926"/>
+            </w:tabs>
+            <w:rPr>
+              <w:rFonts w:asciiTheme="minorHAnsi" w:hAnsiTheme="minorHAnsi"/>
+              <w:noProof/>
+              <w:kern w:val="2"/>
+              <w:sz w:val="24"/>
+              <w:szCs w:val="24"/>
+              <w14:ligatures w14:val="standardContextual"/>
+            </w:rPr>
+          </w:pPr>
+          <w:hyperlink w:anchor="_Toc240790499" w:history="1">
+            <w:r>
+              <w:rPr>
+                <w:rStyle w:val="Hyperlink"/>
+                <w:noProof/>
+              </w:rPr>
+              <w:t>Confusion matrix</w:t>
+            </w:r>
+            <w:r>
+              <w:rPr>
+                <w:noProof/>
+                <w:webHidden/>
+              </w:rPr>
+              <w:tab/>
+            </w:r>
+            <w:r>
+              <w:rPr>
+                <w:noProof/>
+                <w:webHidden/>
+              </w:rPr>
+              <w:fldChar w:fldCharType="begin"/>
+            </w:r>
+            <w:r>
+              <w:rPr>
+                <w:noProof/>
+                <w:webHidden/>
+              </w:rPr>
+              <w:instrText xml:space="preserve"> PAGEREF _Toc240790499 \h </w:instrText>
+            </w:r>
+            <w:r>
+              <w:rPr>
+                <w:noProof/>
+                <w:webHidden/>
+              </w:rPr>
+            </w:r>
+            <w:r>
+              <w:rPr>
+                <w:noProof/>
+                <w:webHidden/>
+              </w:rPr>
+              <w:fldChar w:fldCharType="separate"/>
+            </w:r>
+            <w:r>
+              <w:rPr>
+                <w:noProof/>
+                <w:webHidden/>
+              </w:rPr>
+              <w:t>6</w:t>
+            </w:r>
+            <w:r>
+              <w:rPr>
+                <w:noProof/>
+                <w:webHidden/>
+              </w:rPr>
+              <w:fldChar w:fldCharType="end"/>
+            </w:r>
+          </w:hyperlink>
+        </w:p>
+        <w:p>
+          <w:pPr>
+            <w:pStyle w:val="TOC2"/>
+            <w:tabs>
+              <w:tab w:val="right" w:leader="dot" w:pos="9926"/>
+            </w:tabs>
+            <w:rPr>
+              <w:rFonts w:asciiTheme="minorHAnsi" w:hAnsiTheme="minorHAnsi"/>
+              <w:noProof/>
+              <w:kern w:val="2"/>
+              <w:sz w:val="24"/>
+              <w:szCs w:val="24"/>
+              <w14:ligatures w14:val="standardContextual"/>
+            </w:rPr>
+          </w:pPr>
+          <w:hyperlink w:anchor="_Toc240790500" w:history="1">
+            <w:r>
+              <w:rPr>
+                <w:rStyle w:val="Hyperlink"/>
+                <w:noProof/>
+              </w:rPr>
+              <w:t>Question: Should Precision or Recall be prioritized?</w:t>
+            </w:r>
+            <w:r>
+              <w:rPr>
+                <w:noProof/>
+                <w:webHidden/>
+              </w:rPr>
+              <w:tab/>
+            </w:r>
+            <w:r>
+              <w:rPr>
+                <w:noProof/>
+                <w:webHidden/>
+              </w:rPr>
+              <w:fldChar w:fldCharType="begin"/>
+            </w:r>
+            <w:r>
+              <w:rPr>
+                <w:noProof/>
+                <w:webHidden/>
+              </w:rPr>
+              <w:instrText xml:space="preserve"> PAGEREF _Toc240790500 \h </w:instrText>
+            </w:r>
+            <w:r>
+              <w:rPr>
+                <w:noProof/>
+                <w:webHidden/>
+              </w:rPr>
+            </w:r>
+            <w:r>
+              <w:rPr>
+                <w:noProof/>
+                <w:webHidden/>
+              </w:rPr>
+              <w:fldChar w:fldCharType="separate"/>
+            </w:r>
+            <w:r>
+              <w:rPr>
+                <w:noProof/>
+                <w:webHidden/>
+              </w:rPr>
+              <w:t>6</w:t>
+            </w:r>
+            <w:r>
+              <w:rPr>
+                <w:noProof/>
+                <w:webHidden/>
+              </w:rPr>
+              <w:fldChar w:fldCharType="end"/>
+            </w:r>
+          </w:hyperlink>
+        </w:p>
+        <w:p>
+          <w:pPr>
+            <w:pStyle w:val="TOC1"/>
+            <w:tabs>
+              <w:tab w:val="right" w:leader="dot" w:pos="9926"/>
+            </w:tabs>
+            <w:rPr>
+              <w:rFonts w:asciiTheme="minorHAnsi" w:hAnsiTheme="minorHAnsi"/>
+              <w:noProof/>
+              <w:kern w:val="2"/>
+              <w:sz w:val="24"/>
+              <w:szCs w:val="24"/>
+              <w14:ligatures w14:val="standardContextual"/>
+            </w:rPr>
+          </w:pPr>
+          <w:hyperlink w:anchor="_Toc240790501" w:history="1">
+            <w:r>
+              <w:rPr>
+                <w:rStyle w:val="Hyperlink"/>
+                <w:noProof/>
+              </w:rPr>
+              <w:t>6. Model Interpretation</w:t>
+            </w:r>
+            <w:r>
+              <w:rPr>
+                <w:noProof/>
+                <w:webHidden/>
+              </w:rPr>
+              <w:tab/>
+            </w:r>
+            <w:r>
+              <w:rPr>
+                <w:noProof/>
+                <w:webHidden/>
+              </w:rPr>
+              <w:fldChar w:fldCharType="begin"/>
+            </w:r>
+            <w:r>
+              <w:rPr>
+                <w:noProof/>
+                <w:webHidden/>
+              </w:rPr>
+              <w:instrText xml:space="preserve"> PAGEREF _Toc240790501 \h </w:instrText>
+            </w:r>
+            <w:r>
+              <w:rPr>
+                <w:noProof/>
+                <w:webHidden/>
+              </w:rPr>
+            </w:r>
+            <w:r>
+              <w:rPr>
+                <w:noProof/>
+                <w:webHidden/>
+              </w:rPr>
+              <w:fldChar w:fldCharType="separate"/>
+            </w:r>
+            <w:r>
+              <w:rPr>
+                <w:noProof/>
+                <w:webHidden/>
+              </w:rPr>
+              <w:t>7</w:t>
+            </w:r>
+            <w:r>
+              <w:rPr>
+                <w:noProof/>
+                <w:webHidden/>
+              </w:rPr>
+              <w:fldChar w:fldCharType="end"/>
+            </w:r>
+          </w:hyperlink>
+        </w:p>
+        <w:p>
+          <w:pPr>
+            <w:pStyle w:val="TOC2"/>
+            <w:tabs>
+              <w:tab w:val="right" w:leader="dot" w:pos="9926"/>
+            </w:tabs>
+            <w:rPr>
+              <w:rFonts w:asciiTheme="minorHAnsi" w:hAnsiTheme="minorHAnsi"/>
+              <w:noProof/>
+              <w:kern w:val="2"/>
+              <w:sz w:val="24"/>
+              <w:szCs w:val="24"/>
+              <w14:ligatures w14:val="standardContextual"/>
+            </w:rPr>
+          </w:pPr>
+          <w:hyperlink w:anchor="_Toc240790502" w:history="1">
+            <w:r>
+              <w:rPr>
+                <w:rStyle w:val="Hyperlink"/>
+                <w:noProof/>
+              </w:rPr>
+              <w:t>Potential business actions suggested by the model</w:t>
+            </w:r>
+            <w:r>
+              <w:rPr>
+                <w:noProof/>
+                <w:webHidden/>
+              </w:rPr>
+              <w:tab/>
+            </w:r>
+            <w:r>
+              <w:rPr>
+                <w:noProof/>
+                <w:webHidden/>
+              </w:rPr>
+              <w:fldChar w:fldCharType="begin"/>
+            </w:r>
+            <w:r>
+              <w:rPr>
+                <w:noProof/>
+                <w:webHidden/>
+              </w:rPr>
+              <w:instrText xml:space="preserve"> PAGEREF _Toc240790502 \h </w:instrText>
+            </w:r>
+            <w:r>
+              <w:rPr>
+                <w:noProof/>
+                <w:webHidden/>
+              </w:rPr>
+            </w:r>
+            <w:r>
+              <w:rPr>
+                <w:noProof/>
+                <w:webHidden/>
+              </w:rPr>
+              <w:fldChar w:fldCharType="separate"/>
+            </w:r>
+            <w:r>
+              <w:rPr>
+                <w:noProof/>
+                <w:webHidden/>
+              </w:rPr>
+              <w:t>7</w:t>
+            </w:r>
+            <w:r>
+              <w:rPr>
+                <w:noProof/>
+                <w:webHidden/>
+              </w:rPr>
+              <w:fldChar w:fldCharType="end"/>
+            </w:r>
+          </w:hyperlink>
+        </w:p>
+        <w:p>
+          <w:r>
+            <w:rPr>
+              <w:b/>
+              <w:bCs/>
+              <w:noProof/>
+            </w:rPr>
+            <w:fldChar w:fldCharType="end"/>
+          </w:r>
+        </w:p>
+      </w:sdtContent>
+    </w:sdt>
+    <w:p/>
+    <w:p/>
+    <w:p/>
+    <w:p/>
+    <w:p/>
+    <w:p/>
+    <w:p/>
+    <w:p/>
+    <w:p/>
+    <w:p/>
+    <w:p/>
+    <w:p/>
+    <w:p/>
+    <w:p/>
+    <w:p/>
+    <w:p>
+      <w:pPr>
         <w:pStyle w:val="Heading1"/>
       </w:pPr>
+      <w:bookmarkStart w:id="0" w:name="_Toc240790492"/>
       <w:r>
+        <w:lastRenderedPageBreak/>
         <w:t>1. Data Understanding &amp; Preparation</w:t>
       </w:r>
+      <w:bookmarkEnd w:id="0"/>
     </w:p>
     <w:p>
       <w:r>
@@ -167,9 +1153,11 @@
             <w:tcW w:w="3312" w:type="dxa"/>
           </w:tcPr>
           <w:p>
+            <w:proofErr w:type="spellStart"/>
             <w:r>
               <w:t>customerID</w:t>
             </w:r>
+            <w:proofErr w:type="spellEnd"/>
           </w:p>
         </w:tc>
         <w:tc>
@@ -178,7 +1166,15 @@
           </w:tcPr>
           <w:p>
             <w:r>
-              <w:t>Excluded from modelling because it identifies customers but does not provide a meaningful behavioural signal.</w:t>
+              <w:t xml:space="preserve">Excluded from modelling because it identifies customers but does not provide a meaningful </w:t>
+            </w:r>
+            <w:proofErr w:type="spellStart"/>
+            <w:r>
+              <w:t>behavioural</w:t>
+            </w:r>
+            <w:proofErr w:type="spellEnd"/>
+            <w:r>
+              <w:t xml:space="preserve"> signal.</w:t>
             </w:r>
           </w:p>
         </w:tc>
@@ -238,8 +1234,21 @@
           </w:tcPr>
           <w:p>
             <w:r>
-              <w:t>tenure, MonthlyCharges, TotalCharges</w:t>
-            </w:r>
+              <w:t xml:space="preserve">tenure, </w:t>
+            </w:r>
+            <w:proofErr w:type="spellStart"/>
+            <w:r>
+              <w:t>MonthlyCharges</w:t>
+            </w:r>
+            <w:proofErr w:type="spellEnd"/>
+            <w:r>
+              <w:t xml:space="preserve">, </w:t>
+            </w:r>
+            <w:proofErr w:type="spellStart"/>
+            <w:r>
+              <w:t>TotalCharges</w:t>
+            </w:r>
+            <w:proofErr w:type="spellEnd"/>
           </w:p>
         </w:tc>
         <w:tc>
@@ -308,7 +1317,15 @@
           </w:tcPr>
           <w:p>
             <w:r>
-              <w:t>11 missing values in TotalCharges before cleaning; 0 after filling</w:t>
+              <w:t xml:space="preserve">11 missing values in </w:t>
+            </w:r>
+            <w:proofErr w:type="spellStart"/>
+            <w:r>
+              <w:t>TotalCharges</w:t>
+            </w:r>
+            <w:proofErr w:type="spellEnd"/>
+            <w:r>
+              <w:t xml:space="preserve"> before cleaning; 0 after filling</w:t>
             </w:r>
           </w:p>
         </w:tc>
@@ -353,7 +1370,10 @@
           </w:tcPr>
           <w:p>
             <w:r>
-              <w:t>No duplicate rows required removal in this notebook run.</w:t>
+              <w:t>No duplicate rows required removal in this run</w:t>
+            </w:r>
+            <w:r>
+              <w:t>.</w:t>
             </w:r>
           </w:p>
         </w:tc>
@@ -378,7 +1398,15 @@
           </w:tcPr>
           <w:p>
             <w:r>
-              <w:t>70:30, random_state=42, stratified</w:t>
+              <w:t xml:space="preserve">70:30, </w:t>
+            </w:r>
+            <w:proofErr w:type="spellStart"/>
+            <w:r>
+              <w:t>random_state</w:t>
+            </w:r>
+            <w:proofErr w:type="spellEnd"/>
+            <w:r>
+              <w:t>=42, stratified</w:t>
             </w:r>
           </w:p>
         </w:tc>
@@ -398,24 +1426,39 @@
       <w:pPr>
         <w:pStyle w:val="Heading2"/>
       </w:pPr>
+      <w:bookmarkStart w:id="1" w:name="_Toc240790493"/>
       <w:r>
         <w:t>Key preprocessing decisions</w:t>
       </w:r>
+      <w:bookmarkEnd w:id="1"/>
     </w:p>
     <w:p>
       <w:pPr>
         <w:pStyle w:val="ListBullet"/>
       </w:pPr>
       <w:r>
-        <w:t>SeniorCitizen was converted from integer to boolean.</w:t>
+        <w:t xml:space="preserve">SeniorCitizen was converted from integer to </w:t>
+      </w:r>
+      <w:proofErr w:type="spellStart"/>
+      <w:r>
+        <w:t>boolean</w:t>
+      </w:r>
+      <w:proofErr w:type="spellEnd"/>
+      <w:r>
+        <w:t>.</w:t>
       </w:r>
     </w:p>
     <w:p>
       <w:pPr>
         <w:pStyle w:val="ListBullet"/>
       </w:pPr>
+      <w:proofErr w:type="spellStart"/>
       <w:r>
-        <w:t>TotalCharges was converted to numeric using coercion.</w:t>
+        <w:t>TotalCharges</w:t>
+      </w:r>
+      <w:proofErr w:type="spellEnd"/>
+      <w:r>
+        <w:t xml:space="preserve"> was converted to numeric using coercion.</w:t>
       </w:r>
     </w:p>
     <w:p>
@@ -423,15 +1466,36 @@
         <w:pStyle w:val="ListBullet"/>
       </w:pPr>
       <w:r>
-        <w:t>The 11 missing TotalCharges values were filled with 0. These cases correspond to customers with tenure 0 who may not yet have accumulated charges.</w:t>
+        <w:t xml:space="preserve">The 11 missing </w:t>
+      </w:r>
+      <w:proofErr w:type="spellStart"/>
+      <w:r>
+        <w:t>TotalCharges</w:t>
+      </w:r>
+      <w:proofErr w:type="spellEnd"/>
+      <w:r>
+        <w:t xml:space="preserve"> values were filled with 0. These cases correspond to customers with tenure 0 who may not yet have accumulated charges.</w:t>
       </w:r>
     </w:p>
     <w:p>
       <w:pPr>
         <w:pStyle w:val="ListBullet"/>
       </w:pPr>
+      <w:proofErr w:type="spellStart"/>
       <w:r>
-        <w:t>customerID was removed from model features because it is an identifier rather than a generalizable customer-behaviour feature.</w:t>
+        <w:t>customerID</w:t>
+      </w:r>
+      <w:proofErr w:type="spellEnd"/>
+      <w:r>
+        <w:t xml:space="preserve"> was removed from model features because it is an identifier rather than a generalizable customer-</w:t>
+      </w:r>
+      <w:proofErr w:type="spellStart"/>
+      <w:r>
+        <w:t>behaviour</w:t>
+      </w:r>
+      <w:proofErr w:type="spellEnd"/>
+      <w:r>
+        <w:t xml:space="preserve"> feature.</w:t>
       </w:r>
     </w:p>
     <w:p>
@@ -447,16 +1511,26 @@
         <w:pStyle w:val="ListBullet"/>
       </w:pPr>
       <w:r>
-        <w:t>Categorical variables were one-hot encoded with handle_unknown='ignore', allowing the saved pipeline to process unseen categories without failing.</w:t>
+        <w:t xml:space="preserve">Categorical variables were one-hot encoded with </w:t>
+      </w:r>
+      <w:proofErr w:type="spellStart"/>
+      <w:r>
+        <w:t>handle_unknown</w:t>
+      </w:r>
+      <w:proofErr w:type="spellEnd"/>
+      <w:r>
+        <w:t>='ignore', allowing the saved pipeline to process unseen categories without failing.</w:t>
       </w:r>
     </w:p>
     <w:p>
       <w:pPr>
         <w:pStyle w:val="Heading2"/>
       </w:pPr>
+      <w:bookmarkStart w:id="2" w:name="_Toc240790494"/>
       <w:r>
         <w:t>Target-variable analysis</w:t>
       </w:r>
+      <w:bookmarkEnd w:id="2"/>
     </w:p>
     <w:tbl>
       <w:tblPr>
@@ -601,7 +1675,6 @@
           <w:b/>
           <w:bCs/>
         </w:rPr>
-        <w:lastRenderedPageBreak/>
         <w:t>Business insight:</w:t>
       </w:r>
       <w:r>
@@ -618,28 +1691,7 @@
         <w:spacing w:after="0"/>
       </w:pPr>
       <w:r>
-        <w:t>A</w:t>
-      </w:r>
-      <w:r>
-        <w:t xml:space="preserve">pproximately </w:t>
-      </w:r>
-      <w:r>
-        <w:t>25%</w:t>
-      </w:r>
-      <w:r>
-        <w:t xml:space="preserve"> </w:t>
-      </w:r>
-      <w:r>
-        <w:t>of customers</w:t>
-      </w:r>
-      <w:r>
-        <w:t xml:space="preserve"> in the </w:t>
-      </w:r>
-      <w:r>
-        <w:t>analyzed</w:t>
-      </w:r>
-      <w:r>
-        <w:t xml:space="preserve"> dataset churned. </w:t>
+        <w:t xml:space="preserve">Approximately 25% of customers in the analyzed dataset churned. </w:t>
       </w:r>
     </w:p>
     <w:p>
@@ -667,9 +1719,12 @@
       <w:pPr>
         <w:pStyle w:val="Heading1"/>
       </w:pPr>
+      <w:bookmarkStart w:id="3" w:name="_Toc240790495"/>
       <w:r>
+        <w:lastRenderedPageBreak/>
         <w:t>2. Exploratory Data Analysis</w:t>
       </w:r>
+      <w:bookmarkEnd w:id="3"/>
     </w:p>
     <w:p>
       <w:pPr>
@@ -862,7 +1917,15 @@
           </w:tcPr>
           <w:p>
             <w:r>
-              <w:t>Internet-service category is associated with different churn behaviour; Fiber optic is also among the top model features.</w:t>
+              <w:t xml:space="preserve">Internet-service category is associated with different churn </w:t>
+            </w:r>
+            <w:proofErr w:type="spellStart"/>
+            <w:r>
+              <w:t>behaviour</w:t>
+            </w:r>
+            <w:proofErr w:type="spellEnd"/>
+            <w:r>
+              <w:t>; Fiber optic is also among the top model features.</w:t>
             </w:r>
           </w:p>
         </w:tc>
@@ -932,7 +1995,15 @@
           </w:tcPr>
           <w:p>
             <w:r>
-              <w:t>Monthly price is associated with churn behaviour and appears among the top model features, supporting price/value review for high-risk customers.</w:t>
+              <w:t xml:space="preserve">Monthly price is associated with churn </w:t>
+            </w:r>
+            <w:proofErr w:type="spellStart"/>
+            <w:r>
+              <w:t>behaviour</w:t>
+            </w:r>
+            <w:proofErr w:type="spellEnd"/>
+            <w:r>
+              <w:t xml:space="preserve"> and appears among the top model features, supporting price/value review for high-risk customers.</w:t>
             </w:r>
           </w:p>
         </w:tc>
@@ -1033,10 +2104,7 @@
         </w:numPr>
       </w:pPr>
       <w:r>
-        <w:t>C</w:t>
-      </w:r>
-      <w:r>
-        <w:t xml:space="preserve">hurn is not explained by a single variable. </w:t>
+        <w:t xml:space="preserve">Churn is not explained by a single variable. </w:t>
       </w:r>
     </w:p>
     <w:p>
@@ -1048,7 +2116,6 @@
         </w:numPr>
       </w:pPr>
       <w:r>
-        <w:lastRenderedPageBreak/>
         <w:t>The analysis indicates that customer lifecycle, contract commitment, internet/service configuration, support/security services, payment method and charges all provide useful signals.</w:t>
       </w:r>
     </w:p>
@@ -1068,22 +2135,16 @@
       <w:pPr>
         <w:pStyle w:val="Heading1"/>
       </w:pPr>
+      <w:bookmarkStart w:id="4" w:name="_Toc240790496"/>
       <w:r>
+        <w:lastRenderedPageBreak/>
         <w:t>3. Feature Engineering</w:t>
       </w:r>
+      <w:bookmarkEnd w:id="4"/>
     </w:p>
     <w:p>
       <w:r>
-        <w:t>Feature Engineer</w:t>
-      </w:r>
-      <w:r>
-        <w:t xml:space="preserve"> </w:t>
-      </w:r>
-      <w:r>
-        <w:t>transformers create</w:t>
-      </w:r>
-      <w:r>
-        <w:t xml:space="preserve"> three engineered features:</w:t>
+        <w:t>Feature Engineer transformers create three engineered features:</w:t>
       </w:r>
     </w:p>
     <w:tbl>
@@ -1171,9 +2232,11 @@
             <w:tcW w:w="3312" w:type="dxa"/>
           </w:tcPr>
           <w:p>
+            <w:proofErr w:type="spellStart"/>
             <w:r>
               <w:t>TotalServices</w:t>
             </w:r>
+            <w:proofErr w:type="spellEnd"/>
           </w:p>
         </w:tc>
         <w:tc>
@@ -1206,9 +2269,11 @@
             <w:tcW w:w="3312" w:type="dxa"/>
           </w:tcPr>
           <w:p>
+            <w:proofErr w:type="spellStart"/>
             <w:r>
               <w:t>IsAutoPay</w:t>
             </w:r>
+            <w:proofErr w:type="spellEnd"/>
           </w:p>
         </w:tc>
         <w:tc>
@@ -1227,7 +2292,15 @@
           </w:tcPr>
           <w:p>
             <w:r>
-              <w:t>Captures payment behaviour/convenience and may help distinguish customers with different payment friction or engagement patterns.</w:t>
+              <w:t xml:space="preserve">Captures payment </w:t>
+            </w:r>
+            <w:proofErr w:type="spellStart"/>
+            <w:r>
+              <w:t>behaviour</w:t>
+            </w:r>
+            <w:proofErr w:type="spellEnd"/>
+            <w:r>
+              <w:t>/convenience and may help distinguish customers with different payment friction or engagement patterns.</w:t>
             </w:r>
           </w:p>
         </w:tc>
@@ -1241,9 +2314,11 @@
             <w:tcW w:w="3312" w:type="dxa"/>
           </w:tcPr>
           <w:p>
+            <w:proofErr w:type="spellStart"/>
             <w:r>
               <w:t>TenureGroup</w:t>
             </w:r>
+            <w:proofErr w:type="spellEnd"/>
           </w:p>
         </w:tc>
         <w:tc>
@@ -1262,7 +2337,15 @@
           </w:tcPr>
           <w:p>
             <w:r>
-              <w:t>Makes customer lifecycle stages explicit and can help the model capture different churn behaviour at early, mid and mature stages.</w:t>
+              <w:t xml:space="preserve">Makes customer lifecycle stages explicit and can help the model capture different churn </w:t>
+            </w:r>
+            <w:proofErr w:type="spellStart"/>
+            <w:r>
+              <w:t>behaviour</w:t>
+            </w:r>
+            <w:proofErr w:type="spellEnd"/>
+            <w:r>
+              <w:t xml:space="preserve"> at early, mid and mature stages.</w:t>
             </w:r>
           </w:p>
         </w:tc>
@@ -1272,22 +2355,15 @@
       <w:pPr>
         <w:pStyle w:val="Heading1"/>
       </w:pPr>
+      <w:bookmarkStart w:id="5" w:name="_Toc240790497"/>
       <w:r>
         <w:t>4. Model Development</w:t>
       </w:r>
+      <w:bookmarkEnd w:id="5"/>
     </w:p>
     <w:p>
       <w:r>
-        <w:t>I</w:t>
-      </w:r>
-      <w:r>
-        <w:t xml:space="preserve"> </w:t>
-      </w:r>
-      <w:r>
-        <w:t>experiment</w:t>
-      </w:r>
-      <w:r>
-        <w:t xml:space="preserve"> with two Decision Tree configurations and then </w:t>
+        <w:t xml:space="preserve">I experiment with two Decision Tree configurations and then </w:t>
       </w:r>
       <w:proofErr w:type="gramStart"/>
       <w:r>
@@ -1428,8 +2504,13 @@
           </w:tcPr>
           <w:p>
             <w:r>
-              <w:t>Default DecisionTreeClassifier</w:t>
-            </w:r>
+              <w:t xml:space="preserve">Default </w:t>
+            </w:r>
+            <w:proofErr w:type="spellStart"/>
+            <w:r>
+              <w:t>DecisionTreeClassifier</w:t>
+            </w:r>
+            <w:proofErr w:type="spellEnd"/>
           </w:p>
         </w:tc>
         <w:tc>
@@ -1492,8 +2573,29 @@
             <w:tcW w:w="1656" w:type="dxa"/>
           </w:tcPr>
           <w:p>
-            <w:r>
-              <w:t>max_depth=5, class_weight=balanced, min_samples_split=10</w:t>
+            <w:proofErr w:type="spellStart"/>
+            <w:r>
+              <w:t>max_depth</w:t>
+            </w:r>
+            <w:proofErr w:type="spellEnd"/>
+            <w:r>
+              <w:t xml:space="preserve">=5, </w:t>
+            </w:r>
+            <w:proofErr w:type="spellStart"/>
+            <w:r>
+              <w:t>class_weight</w:t>
+            </w:r>
+            <w:proofErr w:type="spellEnd"/>
+            <w:r>
+              <w:t xml:space="preserve">=balanced, </w:t>
+            </w:r>
+            <w:proofErr w:type="spellStart"/>
+            <w:r>
+              <w:t>min_samples_split</w:t>
+            </w:r>
+            <w:proofErr w:type="spellEnd"/>
+            <w:r>
+              <w:t>=10</w:t>
             </w:r>
           </w:p>
         </w:tc>
@@ -1557,8 +2659,45 @@
             <w:tcW w:w="1656" w:type="dxa"/>
           </w:tcPr>
           <w:p>
-            <w:r>
-              <w:t>class_weight=balanced; GridSearchCV; best: max_depth=5, min_samples_split=15, n_estimators=50</w:t>
+            <w:proofErr w:type="spellStart"/>
+            <w:r>
+              <w:t>class_weight</w:t>
+            </w:r>
+            <w:proofErr w:type="spellEnd"/>
+            <w:r>
+              <w:t xml:space="preserve">=balanced; </w:t>
+            </w:r>
+            <w:proofErr w:type="spellStart"/>
+            <w:r>
+              <w:t>GridSearchCV</w:t>
+            </w:r>
+            <w:proofErr w:type="spellEnd"/>
+            <w:r>
+              <w:t xml:space="preserve">; best: </w:t>
+            </w:r>
+            <w:proofErr w:type="spellStart"/>
+            <w:r>
+              <w:t>max_depth</w:t>
+            </w:r>
+            <w:proofErr w:type="spellEnd"/>
+            <w:r>
+              <w:t xml:space="preserve">=5, </w:t>
+            </w:r>
+            <w:proofErr w:type="spellStart"/>
+            <w:r>
+              <w:t>min_samples_split</w:t>
+            </w:r>
+            <w:proofErr w:type="spellEnd"/>
+            <w:r>
+              <w:t xml:space="preserve">=15, </w:t>
+            </w:r>
+            <w:proofErr w:type="spellStart"/>
+            <w:r>
+              <w:t>n_estimators</w:t>
+            </w:r>
+            <w:proofErr w:type="spellEnd"/>
+            <w:r>
+              <w:t>=50</w:t>
             </w:r>
           </w:p>
         </w:tc>
@@ -1604,7 +2743,6 @@
         </w:tc>
       </w:tr>
     </w:tbl>
-    <w:p/>
     <w:p/>
     <w:p>
       <w:pPr>
@@ -1647,19 +2785,50 @@
     </w:p>
     <w:p>
       <w:pPr>
+        <w:pStyle w:val="ListParagraph"/>
+      </w:pPr>
+    </w:p>
+    <w:p>
+      <w:pPr>
+        <w:pStyle w:val="ListParagraph"/>
+      </w:pPr>
+    </w:p>
+    <w:p>
+      <w:pPr>
+        <w:pStyle w:val="ListParagraph"/>
+      </w:pPr>
+    </w:p>
+    <w:p>
+      <w:pPr>
+        <w:pStyle w:val="ListParagraph"/>
+      </w:pPr>
+    </w:p>
+    <w:p>
+      <w:pPr>
         <w:pStyle w:val="Heading1"/>
       </w:pPr>
+      <w:bookmarkStart w:id="6" w:name="_Toc240790498"/>
       <w:r>
         <w:lastRenderedPageBreak/>
         <w:t>5. Model Evaluation</w:t>
       </w:r>
+      <w:bookmarkEnd w:id="6"/>
     </w:p>
     <w:p>
       <w:r>
-        <w:t>S</w:t>
+        <w:t xml:space="preserve">Selected model: </w:t>
       </w:r>
       <w:r>
-        <w:t>elected model: tuned Random Forest.</w:t>
+        <w:rPr>
+          <w:b/>
+          <w:bCs/>
+          <w:sz w:val="24"/>
+          <w:szCs w:val="28"/>
+        </w:rPr>
+        <w:t>tuned Random Forest</w:t>
+      </w:r>
+      <w:r>
+        <w:t>.</w:t>
       </w:r>
     </w:p>
     <w:tbl>
@@ -1869,9 +3038,11 @@
       <w:pPr>
         <w:pStyle w:val="Heading2"/>
       </w:pPr>
+      <w:bookmarkStart w:id="7" w:name="_Toc240790499"/>
       <w:r>
         <w:t>Confusion matrix</w:t>
       </w:r>
+      <w:bookmarkEnd w:id="7"/>
     </w:p>
     <w:tbl>
       <w:tblPr>
@@ -2070,9 +3241,11 @@
       <w:pPr>
         <w:pStyle w:val="Heading2"/>
       </w:pPr>
+      <w:bookmarkStart w:id="8" w:name="_Toc240790500"/>
       <w:r>
         <w:t>Question: Should Precision or Recall be prioritized?</w:t>
       </w:r>
+      <w:bookmarkEnd w:id="8"/>
     </w:p>
     <w:p>
       <w:r>
@@ -2091,10 +3264,7 @@
     </w:p>
     <w:p>
       <w:r>
-        <w:t>Here</w:t>
-      </w:r>
-      <w:r>
-        <w:t>, the final model has 79.68% recall but 50.06% precision, illustrating that trade-off directly.</w:t>
+        <w:t>Here, the final model has 79.68% recall but 50.06% precision, illustrating that trade-off directly.</w:t>
       </w:r>
     </w:p>
     <w:p>
@@ -2111,10 +3281,12 @@
       <w:pPr>
         <w:pStyle w:val="Heading1"/>
       </w:pPr>
+      <w:bookmarkStart w:id="9" w:name="_Toc240790501"/>
       <w:r>
         <w:lastRenderedPageBreak/>
         <w:t>6. Model Interpretation</w:t>
       </w:r>
+      <w:bookmarkEnd w:id="9"/>
     </w:p>
     <w:p>
       <w:r>
@@ -2237,8 +3409,13 @@
             <w:tcW w:w="3312" w:type="dxa"/>
           </w:tcPr>
           <w:p>
-            <w:r>
-              <w:t>OnlineSecurity: No</w:t>
+            <w:proofErr w:type="spellStart"/>
+            <w:r>
+              <w:t>OnlineSecurity</w:t>
+            </w:r>
+            <w:proofErr w:type="spellEnd"/>
+            <w:r>
+              <w:t>: No</w:t>
             </w:r>
           </w:p>
         </w:tc>
@@ -2272,8 +3449,13 @@
             <w:tcW w:w="3312" w:type="dxa"/>
           </w:tcPr>
           <w:p>
-            <w:r>
-              <w:t>TechSupport: No</w:t>
+            <w:proofErr w:type="spellStart"/>
+            <w:r>
+              <w:t>TechSupport</w:t>
+            </w:r>
+            <w:proofErr w:type="spellEnd"/>
+            <w:r>
+              <w:t>: No</w:t>
             </w:r>
           </w:p>
         </w:tc>
@@ -2307,9 +3489,11 @@
             <w:tcW w:w="3312" w:type="dxa"/>
           </w:tcPr>
           <w:p>
+            <w:proofErr w:type="spellStart"/>
             <w:r>
               <w:t>TotalCharges</w:t>
             </w:r>
+            <w:proofErr w:type="spellEnd"/>
           </w:p>
         </w:tc>
         <w:tc>
@@ -2342,8 +3526,13 @@
             <w:tcW w:w="3312" w:type="dxa"/>
           </w:tcPr>
           <w:p>
-            <w:r>
-              <w:t>InternetService: Fiber optic</w:t>
+            <w:proofErr w:type="spellStart"/>
+            <w:r>
+              <w:t>InternetService</w:t>
+            </w:r>
+            <w:proofErr w:type="spellEnd"/>
+            <w:r>
+              <w:t>: Fiber optic</w:t>
             </w:r>
           </w:p>
         </w:tc>
@@ -2377,8 +3566,13 @@
             <w:tcW w:w="3312" w:type="dxa"/>
           </w:tcPr>
           <w:p>
-            <w:r>
-              <w:t>TenureGroup: 0–12</w:t>
+            <w:proofErr w:type="spellStart"/>
+            <w:r>
+              <w:t>TenureGroup</w:t>
+            </w:r>
+            <w:proofErr w:type="spellEnd"/>
+            <w:r>
+              <w:t>: 0–12</w:t>
             </w:r>
           </w:p>
         </w:tc>
@@ -2447,8 +3641,13 @@
             <w:tcW w:w="3312" w:type="dxa"/>
           </w:tcPr>
           <w:p>
-            <w:r>
-              <w:t>PaymentMethod: Electronic check</w:t>
+            <w:proofErr w:type="spellStart"/>
+            <w:r>
+              <w:t>PaymentMethod</w:t>
+            </w:r>
+            <w:proofErr w:type="spellEnd"/>
+            <w:r>
+              <w:t>: Electronic check</w:t>
             </w:r>
           </w:p>
         </w:tc>
@@ -2482,9 +3681,11 @@
             <w:tcW w:w="3312" w:type="dxa"/>
           </w:tcPr>
           <w:p>
+            <w:proofErr w:type="spellStart"/>
             <w:r>
               <w:t>MonthlyCharges</w:t>
             </w:r>
+            <w:proofErr w:type="spellEnd"/>
           </w:p>
         </w:tc>
         <w:tc>
@@ -2559,10 +3760,7 @@
         </w:numPr>
       </w:pPr>
       <w:r>
-        <w:t>C</w:t>
-      </w:r>
-      <w:r>
-        <w:t xml:space="preserve">ontract commitment is the strongest model signal, particularly the month-to-month category. </w:t>
+        <w:t xml:space="preserve">Contract commitment is the strongest model signal, particularly the month-to-month category. </w:t>
       </w:r>
     </w:p>
     <w:p>
@@ -2581,9 +3779,11 @@
       <w:pPr>
         <w:pStyle w:val="Heading2"/>
       </w:pPr>
+      <w:bookmarkStart w:id="10" w:name="_Toc240790502"/>
       <w:r>
         <w:t>Potential business actions suggested by the model</w:t>
       </w:r>
+      <w:bookmarkEnd w:id="10"/>
     </w:p>
     <w:p>
       <w:pPr>
@@ -2606,7 +3806,23 @@
         <w:pStyle w:val="ListBullet"/>
       </w:pPr>
       <w:r>
-        <w:t>Customers without OnlineSecurity or TechSupport: assess whether service-bundle education, targeted offers or support improvements are appropriate.</w:t>
+        <w:t xml:space="preserve">Customers without </w:t>
+      </w:r>
+      <w:proofErr w:type="spellStart"/>
+      <w:r>
+        <w:t>OnlineSecurity</w:t>
+      </w:r>
+      <w:proofErr w:type="spellEnd"/>
+      <w:r>
+        <w:t xml:space="preserve"> or </w:t>
+      </w:r>
+      <w:proofErr w:type="spellStart"/>
+      <w:r>
+        <w:t>TechSupport</w:t>
+      </w:r>
+      <w:proofErr w:type="spellEnd"/>
+      <w:r>
+        <w:t>: assess whether service-bundle education, targeted offers or support improvements are appropriate.</w:t>
       </w:r>
     </w:p>
     <w:p>
@@ -2630,7 +3846,15 @@
         <w:pStyle w:val="ListBullet"/>
       </w:pPr>
       <w:r>
-        <w:t>High MonthlyCharges / relevant high-risk customers: combine churn probability with customer value so retention resources are allocated economically.</w:t>
+        <w:t xml:space="preserve">High </w:t>
+      </w:r>
+      <w:proofErr w:type="spellStart"/>
+      <w:r>
+        <w:t>MonthlyCharges</w:t>
+      </w:r>
+      <w:proofErr w:type="spellEnd"/>
+      <w:r>
+        <w:t xml:space="preserve"> / relevant high-risk customers: combine churn probability with customer value so retention resources are allocated economically.</w:t>
       </w:r>
     </w:p>
     <w:p>
@@ -2651,6 +3875,7 @@
       </w:r>
     </w:p>
     <w:sectPr>
+      <w:footerReference w:type="default" r:id="rId8"/>
       <w:pgSz w:w="12240" w:h="15840"/>
       <w:pgMar w:top="1008" w:right="1152" w:bottom="1008" w:left="1152" w:header="720" w:footer="720" w:gutter="0"/>
       <w:cols w:space="720"/>
@@ -2658,6 +3883,123 @@
     </w:sectPr>
   </w:body>
 </w:document>
+</file>
+
+<file path=word/endnotes.xml><?xml version="1.0" encoding="utf-8"?>
+<w:endnotes xmlns:wpc="http://schemas.microsoft.com/office/word/2010/wordprocessingCanvas" xmlns:cx="http://schemas.microsoft.com/office/drawing/2014/chartex" xmlns:cx1="http://schemas.microsoft.com/office/drawing/2015/9/8/chartex" xmlns:cx2="http://schemas.microsoft.com/office/drawing/2015/10/21/chartex" xmlns:cx3="http://schemas.microsoft.com/office/drawing/2016/5/9/chartex" xmlns:cx4="http://schemas.microsoft.com/office/drawing/2016/5/10/chartex" xmlns:cx5="http://schemas.microsoft.com/office/drawing/2016/5/11/chartex" xmlns:cx6="http://schemas.microsoft.com/office/drawing/2016/5/12/chartex" xmlns:cx7="http://schemas.microsoft.com/office/drawing/2016/5/13/chartex" xmlns:cx8="http://schemas.microsoft.com/office/drawing/2016/5/14/chartex" xmlns:mc="http://schemas.openxmlformats.org/markup-compatibility/2006" xmlns:aink="http://schemas.microsoft.com/office/drawing/2016/ink" xmlns:am3d="http://schemas.microsoft.com/office/drawing/2017/model3d" xmlns:o="urn:schemas-microsoft-com:office:office" xmlns:oel="http://schemas.microsoft.com/office/2019/extlst" xmlns:r="http://schemas.openxmlformats.org/officeDocument/2006/relationships" xmlns:m="http://schemas.openxmlformats.org/officeDocument/2006/math" xmlns:v="urn:schemas-microsoft-com:vml" xmlns:wp14="http://schemas.microsoft.com/office/word/2010/wordprocessingDrawing" xmlns:wp="http://schemas.openxmlformats.org/drawingml/2006/wordprocessingDrawing" xmlns:w10="urn:schemas-microsoft-com:office:word" xmlns:w="http://schemas.openxmlformats.org/wordprocessingml/2006/main" xmlns:w14="http://schemas.microsoft.com/office/word/2010/wordml" xmlns:w15="http://schemas.microsoft.com/office/word/2012/wordml" xmlns:w16cex="http://schemas.microsoft.com/office/word/2018/wordml/cex" xmlns:w16cid="http://schemas.microsoft.com/office/word/2016/wordml/cid" xmlns:w16="http://schemas.microsoft.com/office/word/2018/wordml" xmlns:w16du="http://schemas.microsoft.com/office/word/2023/wordml/word16du" xmlns:w16sdtdh="http://schemas.microsoft.com/office/word/2020/wordml/sdtdatahash" xmlns:w16sdtfl="http://schemas.microsoft.com/office/word/2024/wordml/sdtformatlock" xmlns:w16se="http://schemas.microsoft.com/office/word/2015/wordml/symex" xmlns:wpg="http://schemas.microsoft.com/office/word/2010/wordprocessingGroup" xmlns:wpi="http://schemas.microsoft.com/office/word/2010/wordprocessingInk" xmlns:wne="http://schemas.microsoft.com/office/word/2006/wordml" xmlns:wps="http://schemas.microsoft.com/office/word/2010/wordprocessingShape" mc:Ignorable="w14 w15 w16se w16cid w16 w16cex w16sdtdh w16sdtfl w16du wp14">
+  <w:endnote w:type="separator" w:id="-1">
+    <w:p>
+      <w:pPr>
+        <w:spacing w:after="0" w:line="240" w:lineRule="auto"/>
+      </w:pPr>
+      <w:r>
+        <w:separator/>
+      </w:r>
+    </w:p>
+  </w:endnote>
+  <w:endnote w:type="continuationSeparator" w:id="0">
+    <w:p>
+      <w:pPr>
+        <w:spacing w:after="0" w:line="240" w:lineRule="auto"/>
+      </w:pPr>
+      <w:r>
+        <w:continuationSeparator/>
+      </w:r>
+    </w:p>
+  </w:endnote>
+</w:endnotes>
+</file>
+
+<file path=word/footer1.xml><?xml version="1.0" encoding="utf-8"?>
+<w:ftr xmlns:wpc="http://schemas.microsoft.com/office/word/2010/wordprocessingCanvas" xmlns:cx="http://schemas.microsoft.com/office/drawing/2014/chartex" xmlns:cx1="http://schemas.microsoft.com/office/drawing/2015/9/8/chartex" xmlns:cx2="http://schemas.microsoft.com/office/drawing/2015/10/21/chartex" xmlns:cx3="http://schemas.microsoft.com/office/drawing/2016/5/9/chartex" xmlns:cx4="http://schemas.microsoft.com/office/drawing/2016/5/10/chartex" xmlns:cx5="http://schemas.microsoft.com/office/drawing/2016/5/11/chartex" xmlns:cx6="http://schemas.microsoft.com/office/drawing/2016/5/12/chartex" xmlns:cx7="http://schemas.microsoft.com/office/drawing/2016/5/13/chartex" xmlns:cx8="http://schemas.microsoft.com/office/drawing/2016/5/14/chartex" xmlns:mc="http://schemas.openxmlformats.org/markup-compatibility/2006" xmlns:aink="http://schemas.microsoft.com/office/drawing/2016/ink" xmlns:am3d="http://schemas.microsoft.com/office/drawing/2017/model3d" xmlns:o="urn:schemas-microsoft-com:office:office" xmlns:oel="http://schemas.microsoft.com/office/2019/extlst" xmlns:r="http://schemas.openxmlformats.org/officeDocument/2006/relationships" xmlns:m="http://schemas.openxmlformats.org/officeDocument/2006/math" xmlns:v="urn:schemas-microsoft-com:vml" xmlns:wp14="http://schemas.microsoft.com/office/word/2010/wordprocessingDrawing" xmlns:wp="http://schemas.openxmlformats.org/drawingml/2006/wordprocessingDrawing" xmlns:w10="urn:schemas-microsoft-com:office:word" xmlns:w="http://schemas.openxmlformats.org/wordprocessingml/2006/main" xmlns:w14="http://schemas.microsoft.com/office/word/2010/wordml" xmlns:w15="http://schemas.microsoft.com/office/word/2012/wordml" xmlns:w16cex="http://schemas.microsoft.com/office/word/2018/wordml/cex" xmlns:w16cid="http://schemas.microsoft.com/office/word/2016/wordml/cid" xmlns:w16="http://schemas.microsoft.com/office/word/2018/wordml" xmlns:w16du="http://schemas.microsoft.com/office/word/2023/wordml/word16du" xmlns:w16sdtdh="http://schemas.microsoft.com/office/word/2020/wordml/sdtdatahash" xmlns:w16sdtfl="http://schemas.microsoft.com/office/word/2024/wordml/sdtformatlock" xmlns:w16se="http://schemas.microsoft.com/office/word/2015/wordml/symex" xmlns:wpg="http://schemas.microsoft.com/office/word/2010/wordprocessingGroup" xmlns:wpi="http://schemas.microsoft.com/office/word/2010/wordprocessingInk" xmlns:wne="http://schemas.microsoft.com/office/word/2006/wordml" xmlns:wps="http://schemas.microsoft.com/office/word/2010/wordprocessingShape" mc:Ignorable="w14 w15 w16se w16cid w16 w16cex w16sdtdh w16sdtfl w16du wp14">
+  <w:sdt>
+    <w:sdtPr>
+      <w:id w:val="227740643"/>
+      <w:docPartObj>
+        <w:docPartGallery w:val="Page Numbers (Bottom of Page)"/>
+        <w:docPartUnique/>
+      </w:docPartObj>
+    </w:sdtPr>
+    <w:sdtEndPr>
+      <w:rPr>
+        <w:color w:val="7F7F7F" w:themeColor="background1" w:themeShade="7F"/>
+        <w:spacing w:val="60"/>
+      </w:rPr>
+    </w:sdtEndPr>
+    <w:sdtContent>
+      <w:p>
+        <w:pPr>
+          <w:pStyle w:val="Footer"/>
+          <w:pBdr>
+            <w:top w:val="single" w:sz="4" w:space="1" w:color="D9D9D9" w:themeColor="background1" w:themeShade="D9"/>
+          </w:pBdr>
+          <w:jc w:val="right"/>
+        </w:pPr>
+        <w:r>
+          <w:fldChar w:fldCharType="begin"/>
+        </w:r>
+        <w:r>
+          <w:instrText xml:space="preserve"> PAGE   \* MERGEFORMAT </w:instrText>
+        </w:r>
+        <w:r>
+          <w:fldChar w:fldCharType="separate"/>
+        </w:r>
+        <w:r>
+          <w:rPr>
+            <w:noProof/>
+          </w:rPr>
+          <w:t>2</w:t>
+        </w:r>
+        <w:r>
+          <w:rPr>
+            <w:noProof/>
+          </w:rPr>
+          <w:fldChar w:fldCharType="end"/>
+        </w:r>
+        <w:r>
+          <w:t xml:space="preserve"> | </w:t>
+        </w:r>
+        <w:r>
+          <w:rPr>
+            <w:color w:val="7F7F7F" w:themeColor="background1" w:themeShade="7F"/>
+            <w:spacing w:val="60"/>
+          </w:rPr>
+          <w:t>Page</w:t>
+        </w:r>
+      </w:p>
+    </w:sdtContent>
+  </w:sdt>
+  <w:p>
+    <w:pPr>
+      <w:pStyle w:val="Footer"/>
+    </w:pPr>
+  </w:p>
+</w:ftr>
+</file>
+
+<file path=word/footnotes.xml><?xml version="1.0" encoding="utf-8"?>
+<w:footnotes xmlns:wpc="http://schemas.microsoft.com/office/word/2010/wordprocessingCanvas" xmlns:cx="http://schemas.microsoft.com/office/drawing/2014/chartex" xmlns:cx1="http://schemas.microsoft.com/office/drawing/2015/9/8/chartex" xmlns:cx2="http://schemas.microsoft.com/office/drawing/2015/10/21/chartex" xmlns:cx3="http://schemas.microsoft.com/office/drawing/2016/5/9/chartex" xmlns:cx4="http://schemas.microsoft.com/office/drawing/2016/5/10/chartex" xmlns:cx5="http://schemas.microsoft.com/office/drawing/2016/5/11/chartex" xmlns:cx6="http://schemas.microsoft.com/office/drawing/2016/5/12/chartex" xmlns:cx7="http://schemas.microsoft.com/office/drawing/2016/5/13/chartex" xmlns:cx8="http://schemas.microsoft.com/office/drawing/2016/5/14/chartex" xmlns:mc="http://schemas.openxmlformats.org/markup-compatibility/2006" xmlns:aink="http://schemas.microsoft.com/office/drawing/2016/ink" xmlns:am3d="http://schemas.microsoft.com/office/drawing/2017/model3d" xmlns:o="urn:schemas-microsoft-com:office:office" xmlns:oel="http://schemas.microsoft.com/office/2019/extlst" xmlns:r="http://schemas.openxmlformats.org/officeDocument/2006/relationships" xmlns:m="http://schemas.openxmlformats.org/officeDocument/2006/math" xmlns:v="urn:schemas-microsoft-com:vml" xmlns:wp14="http://schemas.microsoft.com/office/word/2010/wordprocessingDrawing" xmlns:wp="http://schemas.openxmlformats.org/drawingml/2006/wordprocessingDrawing" xmlns:w10="urn:schemas-microsoft-com:office:word" xmlns:w="http://schemas.openxmlformats.org/wordprocessingml/2006/main" xmlns:w14="http://schemas.microsoft.com/office/word/2010/wordml" xmlns:w15="http://schemas.microsoft.com/office/word/2012/wordml" xmlns:w16cex="http://schemas.microsoft.com/office/word/2018/wordml/cex" xmlns:w16cid="http://schemas.microsoft.com/office/word/2016/wordml/cid" xmlns:w16="http://schemas.microsoft.com/office/word/2018/wordml" xmlns:w16du="http://schemas.microsoft.com/office/word/2023/wordml/word16du" xmlns:w16sdtdh="http://schemas.microsoft.com/office/word/2020/wordml/sdtdatahash" xmlns:w16sdtfl="http://schemas.microsoft.com/office/word/2024/wordml/sdtformatlock" xmlns:w16se="http://schemas.microsoft.com/office/word/2015/wordml/symex" xmlns:wpg="http://schemas.microsoft.com/office/word/2010/wordprocessingGroup" xmlns:wpi="http://schemas.microsoft.com/office/word/2010/wordprocessingInk" xmlns:wne="http://schemas.microsoft.com/office/word/2006/wordml" xmlns:wps="http://schemas.microsoft.com/office/word/2010/wordprocessingShape" mc:Ignorable="w14 w15 w16se w16cid w16 w16cex w16sdtdh w16sdtfl w16du wp14">
+  <w:footnote w:type="separator" w:id="-1">
+    <w:p>
+      <w:pPr>
+        <w:spacing w:after="0" w:line="240" w:lineRule="auto"/>
+      </w:pPr>
+      <w:r>
+        <w:separator/>
+      </w:r>
+    </w:p>
+  </w:footnote>
+  <w:footnote w:type="continuationSeparator" w:id="0">
+    <w:p>
+      <w:pPr>
+        <w:spacing w:after="0" w:line="240" w:lineRule="auto"/>
+      </w:pPr>
+      <w:r>
+        <w:continuationSeparator/>
+      </w:r>
+    </w:p>
+  </w:footnote>
+</w:footnotes>
 </file>
 
 <file path=word/numbering.xml><?xml version="1.0" encoding="utf-8"?>
@@ -4646,7 +5988,6 @@
     <w:basedOn w:val="Heading1"/>
     <w:next w:val="Normal"/>
     <w:uiPriority w:val="39"/>
-    <w:semiHidden/>
     <w:unhideWhenUsed/>
     <w:qFormat/>
     <w:rsid w:val="00FC693F"/>
@@ -14707,6 +16048,42 @@
         <w:shd w:val="clear" w:color="auto" w:fill="FBCAA2" w:themeFill="accent6" w:themeFillTint="7F"/>
       </w:tcPr>
     </w:tblStylePr>
+  </w:style>
+  <w:style w:type="paragraph" w:styleId="TOC1">
+    <w:name w:val="toc 1"/>
+    <w:basedOn w:val="Normal"/>
+    <w:next w:val="Normal"/>
+    <w:autoRedefine/>
+    <w:uiPriority w:val="39"/>
+    <w:unhideWhenUsed/>
+    <w:rsid w:val="000C095E"/>
+    <w:pPr>
+      <w:spacing w:after="100"/>
+    </w:pPr>
+  </w:style>
+  <w:style w:type="paragraph" w:styleId="TOC2">
+    <w:name w:val="toc 2"/>
+    <w:basedOn w:val="Normal"/>
+    <w:next w:val="Normal"/>
+    <w:autoRedefine/>
+    <w:uiPriority w:val="39"/>
+    <w:unhideWhenUsed/>
+    <w:rsid w:val="000C095E"/>
+    <w:pPr>
+      <w:spacing w:after="100"/>
+      <w:ind w:left="210"/>
+    </w:pPr>
+  </w:style>
+  <w:style w:type="character" w:styleId="Hyperlink">
+    <w:name w:val="Hyperlink"/>
+    <w:basedOn w:val="DefaultParagraphFont"/>
+    <w:uiPriority w:val="99"/>
+    <w:unhideWhenUsed/>
+    <w:rsid w:val="000C095E"/>
+    <w:rPr>
+      <w:color w:val="0000FF" w:themeColor="hyperlink"/>
+      <w:u w:val="single"/>
+    </w:rPr>
   </w:style>
 </w:styles>
 </file>
